--- a/src/main/resources/Заполнители/ВКР/common/Задание_на_ВКР.docx
+++ b/src/main/resources/Заполнители/ВКР/common/Задание_на_ВКР.docx
@@ -264,11 +264,16 @@
               </w:numPr>
               <w:spacing w:lineRule="auto" w:line="276"/>
               <w:jc w:val="end"/>
-              <w:rPr/>
-            </w:pPr>
-            <w:r>
-              <w:rPr/>
-              <w:t>«……»…………………20…г.</w:t>
+              <w:rPr>
+                <w:highlight w:val="none"/>
+                <w:shd w:fill="FFFF00" w:val="clear"/>
+              </w:rPr>
+            </w:pPr>
+            <w:r>
+              <w:rPr>
+                <w:shd w:fill="FFFF00" w:val="clear"/>
+              </w:rPr>
+              <w:t>$(общаяДатаПодписи)</w:t>
             </w:r>
           </w:p>
         </w:tc>
@@ -484,8 +489,8 @@
         <w:tblLook w:val="04a0" w:noHBand="0" w:noVBand="1" w:firstColumn="1" w:lastRow="0" w:lastColumn="0" w:firstRow="1"/>
       </w:tblPr>
       <w:tblGrid>
-        <w:gridCol w:w="5629"/>
-        <w:gridCol w:w="3726"/>
+        <w:gridCol w:w="5627"/>
+        <w:gridCol w:w="3728"/>
       </w:tblGrid>
       <w:tr>
         <w:trPr/>
@@ -503,7 +508,53 @@
             </w:pPr>
             <w:r>
               <w:rPr/>
-              <w:t xml:space="preserve">утверждена распоряжением проректора по учебной работе от…………………№…… </w:t>
+              <w:t xml:space="preserve">утверждена распоряжением проректора по учебной работе </w:t>
+            </w:r>
+            <w:r>
+              <w:rPr>
+                <w:shd w:fill="FFFF00" w:val="clear"/>
+              </w:rPr>
+              <w:t>$(</w:t>
+            </w:r>
+            <w:bookmarkStart w:id="0" w:name="__DdeLink__132_3726743086"/>
+            <w:r>
+              <w:rPr>
+                <w:shd w:fill="FFFF00" w:val="clear"/>
+              </w:rPr>
+              <w:t>утверждениеТемы</w:t>
+            </w:r>
+            <w:bookmarkEnd w:id="0"/>
+            <w:r>
+              <w:rPr>
+                <w:shd w:fill="FFFF00" w:val="clear"/>
+              </w:rPr>
+              <w:t>)</w:t>
+            </w:r>
+            <w:r>
+              <w:rPr/>
+              <w:t xml:space="preserve"> </w:t>
+            </w:r>
+            <w:r>
+              <w:rPr>
+                <w:shd w:fill="FFFF00" w:val="clear"/>
+              </w:rPr>
+              <w:t>$(корректировкаТемы</w:t>
+            </w:r>
+            <w:r>
+              <w:rPr>
+                <w:shd w:fill="FFFF00" w:val="clear"/>
+              </w:rPr>
+              <w:t>ЕслиЕсть</w:t>
+            </w:r>
+            <w:r>
+              <w:rPr>
+                <w:shd w:fill="FFFF00" w:val="clear"/>
+              </w:rPr>
+              <w:t>)</w:t>
+            </w:r>
+            <w:r>
+              <w:rPr/>
+              <w:t xml:space="preserve"> </w:t>
             </w:r>
           </w:p>
         </w:tc>
@@ -524,7 +575,13 @@
             </w:pPr>
             <w:r>
               <w:rPr/>
-              <w:t>Срок сдачи студентом готовой работы………………………20.. г.</w:t>
+              <w:t xml:space="preserve">Срок сдачи студентом готовой работы </w:t>
+            </w:r>
+            <w:r>
+              <w:rPr>
+                <w:shd w:fill="FFFF00" w:val="clear"/>
+              </w:rPr>
+              <w:t>$(срокСдачиРаботы)</w:t>
             </w:r>
           </w:p>
         </w:tc>
@@ -659,7 +716,7 @@
         <w:trPr/>
         <w:tc>
           <w:tcPr>
-            <w:tcW w:w="5629" w:type="dxa"/>
+            <w:tcW w:w="5627" w:type="dxa"/>
             <w:tcBorders/>
             <w:shd w:color="auto" w:fill="auto" w:val="clear"/>
           </w:tcPr>
@@ -676,7 +733,7 @@
         </w:tc>
         <w:tc>
           <w:tcPr>
-            <w:tcW w:w="3726" w:type="dxa"/>
+            <w:tcW w:w="3728" w:type="dxa"/>
             <w:tcBorders/>
             <w:shd w:color="auto" w:fill="auto" w:val="clear"/>
           </w:tcPr>
@@ -697,7 +754,7 @@
         <w:trPr/>
         <w:tc>
           <w:tcPr>
-            <w:tcW w:w="5629" w:type="dxa"/>
+            <w:tcW w:w="5627" w:type="dxa"/>
             <w:tcBorders/>
             <w:shd w:color="auto" w:fill="auto" w:val="clear"/>
           </w:tcPr>
@@ -730,7 +787,7 @@
         </w:tc>
         <w:tc>
           <w:tcPr>
-            <w:tcW w:w="3726" w:type="dxa"/>
+            <w:tcW w:w="3728" w:type="dxa"/>
             <w:tcBorders/>
             <w:shd w:color="auto" w:fill="auto" w:val="clear"/>
           </w:tcPr>
@@ -758,7 +815,7 @@
         <w:trPr/>
         <w:tc>
           <w:tcPr>
-            <w:tcW w:w="5629" w:type="dxa"/>
+            <w:tcW w:w="5627" w:type="dxa"/>
             <w:tcBorders/>
             <w:shd w:color="auto" w:fill="auto" w:val="clear"/>
           </w:tcPr>
@@ -787,7 +844,7 @@
         </w:tc>
         <w:tc>
           <w:tcPr>
-            <w:tcW w:w="3726" w:type="dxa"/>
+            <w:tcW w:w="3728" w:type="dxa"/>
             <w:tcBorders/>
             <w:shd w:color="auto" w:fill="auto" w:val="clear"/>
           </w:tcPr>
@@ -813,7 +870,7 @@
         <w:trPr/>
         <w:tc>
           <w:tcPr>
-            <w:tcW w:w="5629" w:type="dxa"/>
+            <w:tcW w:w="5627" w:type="dxa"/>
             <w:tcBorders/>
             <w:shd w:color="auto" w:fill="auto" w:val="clear"/>
           </w:tcPr>
@@ -834,7 +891,7 @@
         </w:tc>
         <w:tc>
           <w:tcPr>
-            <w:tcW w:w="3726" w:type="dxa"/>
+            <w:tcW w:w="3728" w:type="dxa"/>
             <w:tcBorders/>
             <w:shd w:color="auto" w:fill="auto" w:val="clear"/>
           </w:tcPr>
@@ -842,11 +899,16 @@
             <w:pPr>
               <w:pStyle w:val="Normal"/>
               <w:ind w:hanging="0"/>
-              <w:rPr/>
-            </w:pPr>
-            <w:r>
-              <w:rPr/>
-              <w:t>«…»…………………20…г.</w:t>
+              <w:rPr>
+                <w:highlight w:val="none"/>
+                <w:shd w:fill="FFFF00" w:val="clear"/>
+              </w:rPr>
+            </w:pPr>
+            <w:r>
+              <w:rPr>
+                <w:shd w:fill="FFFF00" w:val="clear"/>
+              </w:rPr>
+              <w:t>$(общаяДатаПодписи)</w:t>
             </w:r>
           </w:p>
         </w:tc>
@@ -857,7 +919,7 @@
         </w:trPr>
         <w:tc>
           <w:tcPr>
-            <w:tcW w:w="5629" w:type="dxa"/>
+            <w:tcW w:w="5627" w:type="dxa"/>
             <w:tcBorders/>
             <w:shd w:color="auto" w:fill="auto" w:val="clear"/>
           </w:tcPr>
@@ -884,7 +946,7 @@
         </w:tc>
         <w:tc>
           <w:tcPr>
-            <w:tcW w:w="3726" w:type="dxa"/>
+            <w:tcW w:w="3728" w:type="dxa"/>
             <w:tcBorders/>
             <w:shd w:color="auto" w:fill="auto" w:val="clear"/>
           </w:tcPr>
@@ -905,24 +967,31 @@
         </w:trPr>
         <w:tc>
           <w:tcPr>
-            <w:tcW w:w="5629" w:type="dxa"/>
+            <w:tcW w:w="5627" w:type="dxa"/>
             <w:tcBorders/>
             <w:shd w:color="auto" w:fill="auto" w:val="clear"/>
           </w:tcPr>
           <w:p>
             <w:pPr>
               <w:pStyle w:val="Normal"/>
-              <w:rPr/>
-            </w:pPr>
-            <w:r>
-              <w:rPr/>
-              <w:t>«…»…………………20…г.</w:t>
-            </w:r>
+              <w:rPr>
+                <w:highlight w:val="none"/>
+                <w:shd w:fill="FFFF00" w:val="clear"/>
+              </w:rPr>
+            </w:pPr>
+            <w:bookmarkStart w:id="1" w:name="__DdeLink__131_2351069225"/>
+            <w:r>
+              <w:rPr>
+                <w:shd w:fill="FFFF00" w:val="clear"/>
+              </w:rPr>
+              <w:t>$(общаяДатаПодписи)</w:t>
+            </w:r>
+            <w:bookmarkEnd w:id="1"/>
           </w:p>
         </w:tc>
         <w:tc>
           <w:tcPr>
-            <w:tcW w:w="3726" w:type="dxa"/>
+            <w:tcW w:w="3728" w:type="dxa"/>
             <w:tcBorders/>
             <w:shd w:color="auto" w:fill="auto" w:val="clear"/>
           </w:tcPr>
@@ -943,7 +1012,7 @@
         </w:trPr>
         <w:tc>
           <w:tcPr>
-            <w:tcW w:w="5629" w:type="dxa"/>
+            <w:tcW w:w="5627" w:type="dxa"/>
             <w:tcBorders/>
             <w:shd w:color="auto" w:fill="auto" w:val="clear"/>
           </w:tcPr>
@@ -959,7 +1028,7 @@
         </w:tc>
         <w:tc>
           <w:tcPr>
-            <w:tcW w:w="3726" w:type="dxa"/>
+            <w:tcW w:w="3728" w:type="dxa"/>
             <w:tcBorders/>
             <w:shd w:color="auto" w:fill="auto" w:val="clear"/>
           </w:tcPr>
@@ -980,7 +1049,7 @@
         </w:trPr>
         <w:tc>
           <w:tcPr>
-            <w:tcW w:w="5629" w:type="dxa"/>
+            <w:tcW w:w="5627" w:type="dxa"/>
             <w:tcBorders/>
             <w:shd w:color="auto" w:fill="auto" w:val="clear"/>
           </w:tcPr>
@@ -998,13 +1067,29 @@
                 <w:color w:val="auto"/>
                 <w:shd w:fill="FFFF00" w:val="clear"/>
               </w:rPr>
-              <w:t>$(соруководительЗадание)</w:t>
+              <w:t>$(</w:t>
+            </w:r>
+            <w:bookmarkStart w:id="2" w:name="__DdeLink__129_2351069225"/>
+            <w:r>
+              <w:rPr>
+                <w:color w:val="auto"/>
+                <w:shd w:fill="FFFF00" w:val="clear"/>
+              </w:rPr>
+              <w:t>соруководительЗадание</w:t>
+            </w:r>
+            <w:bookmarkEnd w:id="2"/>
+            <w:r>
+              <w:rPr>
+                <w:color w:val="auto"/>
+                <w:shd w:fill="FFFF00" w:val="clear"/>
+              </w:rPr>
+              <w:t>)</w:t>
             </w:r>
           </w:p>
         </w:tc>
         <w:tc>
           <w:tcPr>
-            <w:tcW w:w="3726" w:type="dxa"/>
+            <w:tcW w:w="3728" w:type="dxa"/>
             <w:tcBorders/>
             <w:shd w:color="auto" w:fill="auto" w:val="clear"/>
           </w:tcPr>

--- a/src/main/resources/Заполнители/ВКР/common/Задание_на_ВКР.docx
+++ b/src/main/resources/Заполнители/ВКР/common/Задание_на_ВКР.docx
@@ -136,7 +136,7 @@
       <w:tblPr>
         <w:tblW w:w="4003" w:type="dxa"/>
         <w:jc w:val="start"/>
-        <w:tblInd w:w="5353" w:type="dxa"/>
+        <w:tblInd w:w="5461" w:type="dxa"/>
         <w:tblLayout w:type="fixed"/>
         <w:tblCellMar>
           <w:top w:w="0" w:type="dxa"/>
@@ -188,7 +188,7 @@
             </w:pPr>
             <w:r>
               <w:rPr/>
-              <w:t>Зав. Кафедрой Пальчунов Д. Е.</w:t>
+              <w:t>Зав. кафедрой Пальчунов Д. Е.</w:t>
             </w:r>
           </w:p>
           <w:p>
@@ -324,7 +324,7 @@
       <w:tblPr>
         <w:tblW w:w="9355" w:type="dxa"/>
         <w:jc w:val="start"/>
-        <w:tblInd w:w="0" w:type="dxa"/>
+        <w:tblInd w:w="108" w:type="dxa"/>
         <w:tblLayout w:type="fixed"/>
         <w:tblCellMar>
           <w:top w:w="0" w:type="dxa"/>
@@ -410,7 +410,7 @@
       <w:tblPr>
         <w:tblW w:w="9355" w:type="dxa"/>
         <w:jc w:val="start"/>
-        <w:tblInd w:w="0" w:type="dxa"/>
+        <w:tblInd w:w="108" w:type="dxa"/>
         <w:tblLayout w:type="fixed"/>
         <w:tblCellMar>
           <w:top w:w="0" w:type="dxa"/>
@@ -478,7 +478,184 @@
       <w:tblPr>
         <w:tblW w:w="9355" w:type="dxa"/>
         <w:jc w:val="start"/>
-        <w:tblInd w:w="0" w:type="dxa"/>
+        <w:tblInd w:w="108" w:type="dxa"/>
+        <w:tblLayout w:type="fixed"/>
+        <w:tblCellMar>
+          <w:top w:w="0" w:type="dxa"/>
+          <w:start w:w="108" w:type="dxa"/>
+          <w:bottom w:w="0" w:type="dxa"/>
+          <w:end w:w="108" w:type="dxa"/>
+        </w:tblCellMar>
+        <w:tblLook w:val="04a0" w:noHBand="0" w:noVBand="1" w:firstColumn="1" w:lastRow="0" w:lastColumn="0" w:firstRow="1"/>
+      </w:tblPr>
+      <w:tblGrid>
+        <w:gridCol w:w="9355"/>
+      </w:tblGrid>
+      <w:tr>
+        <w:trPr/>
+        <w:tc>
+          <w:tcPr>
+            <w:tcW w:w="9355" w:type="dxa"/>
+            <w:tcBorders/>
+            <w:shd w:color="auto" w:fill="auto" w:val="clear"/>
+          </w:tcPr>
+          <w:p>
+            <w:pPr>
+              <w:pStyle w:val="Normal"/>
+              <w:rPr/>
+            </w:pPr>
+            <w:r>
+              <w:rPr/>
+              <w:t xml:space="preserve">утверждена распоряжением проректора по учебной работе </w:t>
+            </w:r>
+            <w:r>
+              <w:rPr>
+                <w:b w:val="false"/>
+                <w:bCs w:val="false"/>
+                <w:i w:val="false"/>
+                <w:iCs w:val="false"/>
+                <w:u w:val="none"/>
+                <w:shd w:fill="FFFF00" w:val="clear"/>
+              </w:rPr>
+              <w:t>$(утверждениеТемы)$(корректировкаТемыЕслиЕсть)</w:t>
+            </w:r>
+          </w:p>
+        </w:tc>
+      </w:tr>
+      <w:tr>
+        <w:trPr/>
+        <w:tc>
+          <w:tcPr>
+            <w:tcW w:w="9355" w:type="dxa"/>
+            <w:tcBorders/>
+            <w:shd w:color="auto" w:fill="auto" w:val="clear"/>
+          </w:tcPr>
+          <w:p>
+            <w:pPr>
+              <w:pStyle w:val="Normal"/>
+              <w:rPr/>
+            </w:pPr>
+            <w:r>
+              <w:rPr/>
+              <w:t xml:space="preserve">Срок сдачи студентом готовой работы </w:t>
+            </w:r>
+            <w:r>
+              <w:rPr>
+                <w:shd w:fill="FFFF00" w:val="clear"/>
+              </w:rPr>
+              <w:t>$(срокСдачиРаботы)</w:t>
+            </w:r>
+          </w:p>
+        </w:tc>
+      </w:tr>
+      <w:tr>
+        <w:trPr/>
+        <w:tc>
+          <w:tcPr>
+            <w:tcW w:w="9355" w:type="dxa"/>
+            <w:tcBorders/>
+            <w:shd w:color="auto" w:fill="auto" w:val="clear"/>
+          </w:tcPr>
+          <w:p>
+            <w:pPr>
+              <w:pStyle w:val="Normal"/>
+              <w:rPr/>
+            </w:pPr>
+            <w:r>
+              <w:rPr/>
+              <w:t>Исходные данные (или цель работы):</w:t>
+            </w:r>
+          </w:p>
+          <w:p>
+            <w:pPr>
+              <w:pStyle w:val="Normal"/>
+              <w:rPr/>
+            </w:pPr>
+            <w:r>
+              <w:rPr>
+                <w:shd w:fill="FFFF00" w:val="clear"/>
+              </w:rPr>
+              <w:t>/* пример – Разработать программную систему для моделирования реакции пользователей социальных сетей на новостные сообщения */</w:t>
+            </w:r>
+          </w:p>
+        </w:tc>
+      </w:tr>
+      <w:tr>
+        <w:trPr/>
+        <w:tc>
+          <w:tcPr>
+            <w:tcW w:w="9355" w:type="dxa"/>
+            <w:tcBorders/>
+            <w:shd w:color="auto" w:fill="auto" w:val="clear"/>
+          </w:tcPr>
+          <w:p>
+            <w:pPr>
+              <w:pStyle w:val="Normal"/>
+              <w:rPr/>
+            </w:pPr>
+            <w:r>
+              <w:rPr/>
+              <w:t>Структурные части работы:</w:t>
+            </w:r>
+          </w:p>
+          <w:p>
+            <w:pPr>
+              <w:pStyle w:val="Normal"/>
+              <w:rPr>
+                <w:highlight w:val="none"/>
+                <w:shd w:fill="FFFF00" w:val="clear"/>
+              </w:rPr>
+            </w:pPr>
+            <w:r>
+              <w:rPr>
+                <w:shd w:fill="FFFF00" w:val="clear"/>
+              </w:rPr>
+              <w:t>/* пример – Анализ предметной области, обзор существующих решений, разработка программной системы, описание полученных результатов */</w:t>
+            </w:r>
+          </w:p>
+        </w:tc>
+      </w:tr>
+      <w:tr>
+        <w:trPr/>
+        <w:tc>
+          <w:tcPr>
+            <w:tcW w:w="9355" w:type="dxa"/>
+            <w:tcBorders/>
+            <w:shd w:color="auto" w:fill="auto" w:val="clear"/>
+          </w:tcPr>
+          <w:p>
+            <w:pPr>
+              <w:pStyle w:val="Normal"/>
+              <w:jc w:val="start"/>
+              <w:rPr>
+                <w:highlight w:val="none"/>
+                <w:shd w:fill="FFFF00" w:val="clear"/>
+              </w:rPr>
+            </w:pPr>
+            <w:r>
+              <w:rPr>
+                <w:shd w:fill="FFFF00" w:val="clear"/>
+              </w:rPr>
+              <w:t>$(консультантВКРЕслиЕсть)</w:t>
+            </w:r>
+          </w:p>
+        </w:tc>
+      </w:tr>
+    </w:tbl>
+    <w:p>
+      <w:pPr>
+        <w:pStyle w:val="BodyText"/>
+        <w:rPr/>
+      </w:pPr>
+      <w:r>
+        <w:rPr/>
+      </w:r>
+    </w:p>
+    <w:tbl>
+      <w:tblPr>
+        <w:tblW w:w="9355" w:type="dxa"/>
+        <w:jc w:val="start"/>
+        <w:tblInd w:w="108" w:type="dxa"/>
         <w:tblLayout w:type="fixed"/>
         <w:tblCellMar>
           <w:top w:w="0" w:type="dxa"/>
@@ -496,8 +673,7 @@
         <w:trPr/>
         <w:tc>
           <w:tcPr>
-            <w:tcW w:w="9355" w:type="dxa"/>
-            <w:gridSpan w:val="2"/>
+            <w:tcW w:w="5627" w:type="dxa"/>
             <w:tcBorders/>
             <w:shd w:color="auto" w:fill="auto" w:val="clear"/>
           </w:tcPr>
@@ -508,206 +684,25 @@
             </w:pPr>
             <w:r>
               <w:rPr/>
-              <w:t xml:space="preserve">утверждена распоряжением проректора по учебной работе </w:t>
-            </w:r>
-            <w:r>
-              <w:rPr>
-                <w:shd w:fill="FFFF00" w:val="clear"/>
-              </w:rPr>
-              <w:t>$(</w:t>
-            </w:r>
-            <w:bookmarkStart w:id="0" w:name="__DdeLink__132_3726743086"/>
-            <w:r>
-              <w:rPr>
-                <w:shd w:fill="FFFF00" w:val="clear"/>
-              </w:rPr>
-              <w:t>утверждениеТемы</w:t>
-            </w:r>
-            <w:bookmarkEnd w:id="0"/>
-            <w:r>
-              <w:rPr>
-                <w:shd w:fill="FFFF00" w:val="clear"/>
-              </w:rPr>
-              <w:t>)</w:t>
-            </w:r>
-            <w:r>
-              <w:rPr/>
-              <w:t xml:space="preserve"> </w:t>
-            </w:r>
-            <w:r>
-              <w:rPr>
-                <w:shd w:fill="FFFF00" w:val="clear"/>
-              </w:rPr>
-              <w:t>$(корректировкаТемы</w:t>
-            </w:r>
-            <w:r>
-              <w:rPr>
-                <w:shd w:fill="FFFF00" w:val="clear"/>
-              </w:rPr>
-              <w:t>ЕслиЕсть</w:t>
-            </w:r>
-            <w:r>
-              <w:rPr>
-                <w:shd w:fill="FFFF00" w:val="clear"/>
-              </w:rPr>
-              <w:t>)</w:t>
-            </w:r>
-            <w:r>
-              <w:rPr/>
-              <w:t xml:space="preserve"> </w:t>
+              <w:t xml:space="preserve">Руководитель ВКР                                                                              </w:t>
             </w:r>
           </w:p>
         </w:tc>
-      </w:tr>
-      <w:tr>
-        <w:trPr/>
         <w:tc>
           <w:tcPr>
-            <w:tcW w:w="9355" w:type="dxa"/>
-            <w:gridSpan w:val="2"/>
+            <w:tcW w:w="3728" w:type="dxa"/>
             <w:tcBorders/>
             <w:shd w:color="auto" w:fill="auto" w:val="clear"/>
           </w:tcPr>
           <w:p>
             <w:pPr>
               <w:pStyle w:val="Normal"/>
+              <w:ind w:hanging="0"/>
               <w:rPr/>
             </w:pPr>
             <w:r>
               <w:rPr/>
-              <w:t xml:space="preserve">Срок сдачи студентом готовой работы </w:t>
-            </w:r>
-            <w:r>
-              <w:rPr>
-                <w:shd w:fill="FFFF00" w:val="clear"/>
-              </w:rPr>
-              <w:t>$(срокСдачиРаботы)</w:t>
-            </w:r>
-          </w:p>
-        </w:tc>
-      </w:tr>
-      <w:tr>
-        <w:trPr/>
-        <w:tc>
-          <w:tcPr>
-            <w:tcW w:w="9355" w:type="dxa"/>
-            <w:gridSpan w:val="2"/>
-            <w:tcBorders/>
-            <w:shd w:color="auto" w:fill="auto" w:val="clear"/>
-          </w:tcPr>
-          <w:p>
-            <w:pPr>
-              <w:pStyle w:val="Normal"/>
-              <w:rPr/>
-            </w:pPr>
-            <w:r>
-              <w:rPr/>
-              <w:t>Исходные данные (или цель работы):</w:t>
-            </w:r>
-          </w:p>
-          <w:p>
-            <w:pPr>
-              <w:pStyle w:val="Normal"/>
-              <w:rPr/>
-            </w:pPr>
-            <w:r>
-              <w:rPr>
-                <w:shd w:fill="FFFF00" w:val="clear"/>
-              </w:rPr>
-              <w:t>/* пример – Разработать программную систему для моделирования реакции пользователей социальных сетей на новостные сообщения */</w:t>
-            </w:r>
-          </w:p>
-        </w:tc>
-      </w:tr>
-      <w:tr>
-        <w:trPr/>
-        <w:tc>
-          <w:tcPr>
-            <w:tcW w:w="9355" w:type="dxa"/>
-            <w:gridSpan w:val="2"/>
-            <w:tcBorders/>
-            <w:shd w:color="auto" w:fill="auto" w:val="clear"/>
-          </w:tcPr>
-          <w:p>
-            <w:pPr>
-              <w:pStyle w:val="Normal"/>
-              <w:rPr/>
-            </w:pPr>
-            <w:r>
-              <w:rPr/>
-              <w:t>Структурные части работы:</w:t>
-            </w:r>
-          </w:p>
-          <w:p>
-            <w:pPr>
-              <w:pStyle w:val="Normal"/>
-              <w:rPr>
-                <w:highlight w:val="none"/>
-                <w:shd w:fill="FFFF00" w:val="clear"/>
-              </w:rPr>
-            </w:pPr>
-            <w:r>
-              <w:rPr>
-                <w:shd w:fill="FFFF00" w:val="clear"/>
-              </w:rPr>
-              <w:t>/* пример – Анализ предметной области, обзор существующих решений, разработка программной системы, описание полученных результатов */</w:t>
-            </w:r>
-          </w:p>
-        </w:tc>
-      </w:tr>
-      <w:tr>
-        <w:trPr>
-          <w:trHeight w:val="943" w:hRule="atLeast"/>
-        </w:trPr>
-        <w:tc>
-          <w:tcPr>
-            <w:tcW w:w="9355" w:type="dxa"/>
-            <w:gridSpan w:val="2"/>
-            <w:tcBorders/>
-            <w:shd w:color="auto" w:fill="auto" w:val="clear"/>
-          </w:tcPr>
-          <w:p>
-            <w:pPr>
-              <w:pStyle w:val="Normal"/>
-              <w:rPr/>
-            </w:pPr>
-            <w:r>
-              <w:rPr/>
-              <w:t>Консультанты по разделам ВКР (при необходимости, с указанием разделов):</w:t>
-            </w:r>
-          </w:p>
-          <w:p>
-            <w:pPr>
-              <w:pStyle w:val="Normal"/>
-              <w:rPr/>
-            </w:pPr>
-            <w:r>
-              <w:rPr/>
-              <w:t>………………………………</w:t>
-            </w:r>
-            <w:r>
-              <w:rPr/>
-              <w:t xml:space="preserve">, </w:t>
-            </w:r>
-            <w:r>
-              <w:rPr>
-                <w:shd w:fill="FFFF00" w:val="clear"/>
-              </w:rPr>
-              <w:t>$(консультантВКР)</w:t>
-            </w:r>
-          </w:p>
-          <w:p>
-            <w:pPr>
-              <w:pStyle w:val="Normal"/>
-              <w:jc w:val="center"/>
-              <w:rPr/>
-            </w:pPr>
-            <w:r>
-              <w:rPr>
-                <w:sz w:val="16"/>
-                <w:szCs w:val="16"/>
-              </w:rPr>
-              <w:t>(раздел, ФИО)</w:t>
+              <w:t>Задание принял к исполнению</w:t>
             </w:r>
           </w:p>
         </w:tc>
@@ -726,8 +721,24 @@
               <w:rPr/>
             </w:pPr>
             <w:r>
-              <w:rPr/>
-              <w:t xml:space="preserve">Руководитель ВКР                                                                              </w:t>
+              <w:rPr>
+                <w:shd w:fill="FFFF00" w:val="clear"/>
+              </w:rPr>
+              <w:t>$(руководительВКР.должность)</w:t>
+            </w:r>
+            <w:r>
+              <w:rPr/>
+              <w:t xml:space="preserve"> </w:t>
+            </w:r>
+            <w:r>
+              <w:rPr>
+                <w:shd w:fill="FFFF00" w:val="clear"/>
+              </w:rPr>
+              <w:t>$(руководительВКР.работаНГУ)</w:t>
+            </w:r>
+            <w:r>
+              <w:rPr/>
+              <w:t>,</w:t>
             </w:r>
           </w:p>
         </w:tc>
@@ -741,11 +752,18 @@
             <w:pPr>
               <w:pStyle w:val="Normal"/>
               <w:ind w:hanging="0"/>
+              <w:jc w:val="start"/>
               <w:rPr/>
             </w:pPr>
             <w:r>
-              <w:rPr/>
-              <w:t>Задание принял к исполнению</w:t>
+              <w:rPr>
+                <w:shd w:fill="FFFF00" w:val="clear"/>
+              </w:rPr>
+              <w:t>$(полноеИмяКратко)</w:t>
+            </w:r>
+            <w:r>
+              <w:rPr/>
+              <w:t>/………..</w:t>
             </w:r>
           </w:p>
         </w:tc>
@@ -767,21 +785,17 @@
               <w:rPr>
                 <w:shd w:fill="FFFF00" w:val="clear"/>
               </w:rPr>
-              <w:t>$(руководительВКР.должность)</w:t>
-            </w:r>
-            <w:r>
-              <w:rPr/>
-              <w:t xml:space="preserve"> </w:t>
+              <w:t>$(руководительВКР.степень)</w:t>
+            </w:r>
+            <w:r>
+              <w:rPr/>
+              <w:t xml:space="preserve">, </w:t>
             </w:r>
             <w:r>
               <w:rPr>
                 <w:shd w:fill="FFFF00" w:val="clear"/>
               </w:rPr>
-              <w:t>$(руководительВКР.работаНГУ)</w:t>
-            </w:r>
-            <w:r>
-              <w:rPr/>
-              <w:t>,</w:t>
+              <w:t>$(руководительВКР.звание)</w:t>
             </w:r>
           </w:p>
         </w:tc>
@@ -794,19 +808,17 @@
           <w:p>
             <w:pPr>
               <w:pStyle w:val="Normal"/>
-              <w:ind w:hanging="0"/>
-              <w:jc w:val="start"/>
-              <w:rPr/>
+              <w:rPr>
+                <w:sz w:val="16"/>
+                <w:szCs w:val="16"/>
+              </w:rPr>
             </w:pPr>
             <w:r>
               <w:rPr>
-                <w:shd w:fill="FFFF00" w:val="clear"/>
-              </w:rPr>
-              <w:t>$(полноеИмяКратко)</w:t>
-            </w:r>
-            <w:r>
-              <w:rPr/>
-              <w:t>/………..</w:t>
+                <w:sz w:val="16"/>
+                <w:szCs w:val="16"/>
+              </w:rPr>
+              <w:t>(ФИО студента) / (подпись)</w:t>
             </w:r>
           </w:p>
         </w:tc>
@@ -828,60 +840,7 @@
               <w:rPr>
                 <w:shd w:fill="FFFF00" w:val="clear"/>
               </w:rPr>
-              <w:t>$(руководительВКР.степень)</w:t>
-            </w:r>
-            <w:r>
-              <w:rPr/>
-              <w:t xml:space="preserve">, </w:t>
-            </w:r>
-            <w:r>
-              <w:rPr>
-                <w:shd w:fill="FFFF00" w:val="clear"/>
-              </w:rPr>
-              <w:t>$(руководительВКР.звание)</w:t>
-            </w:r>
-          </w:p>
-        </w:tc>
-        <w:tc>
-          <w:tcPr>
-            <w:tcW w:w="3728" w:type="dxa"/>
-            <w:tcBorders/>
-            <w:shd w:color="auto" w:fill="auto" w:val="clear"/>
-          </w:tcPr>
-          <w:p>
-            <w:pPr>
-              <w:pStyle w:val="Normal"/>
-              <w:rPr>
-                <w:sz w:val="16"/>
-                <w:szCs w:val="16"/>
-              </w:rPr>
-            </w:pPr>
-            <w:r>
-              <w:rPr>
-                <w:sz w:val="16"/>
-                <w:szCs w:val="16"/>
-              </w:rPr>
-              <w:t>(ФИО студента) / (подпись)</w:t>
-            </w:r>
-          </w:p>
-        </w:tc>
-      </w:tr>
-      <w:tr>
-        <w:trPr/>
-        <w:tc>
-          <w:tcPr>
-            <w:tcW w:w="5627" w:type="dxa"/>
-            <w:tcBorders/>
-            <w:shd w:color="auto" w:fill="auto" w:val="clear"/>
-          </w:tcPr>
-          <w:p>
-            <w:pPr>
-              <w:pStyle w:val="Normal"/>
-              <w:rPr/>
-            </w:pPr>
-            <w:r>
-              <w:rPr/>
-              <w:t>……………</w:t>
+              <w:t>$(руководительВКР.имяКратко)</w:t>
             </w:r>
             <w:r>
               <w:rPr/>
@@ -979,14 +938,14 @@
                 <w:shd w:fill="FFFF00" w:val="clear"/>
               </w:rPr>
             </w:pPr>
-            <w:bookmarkStart w:id="1" w:name="__DdeLink__131_2351069225"/>
+            <w:bookmarkStart w:id="0" w:name="__DdeLink__131_2351069225_Копия_2"/>
             <w:r>
               <w:rPr>
                 <w:shd w:fill="FFFF00" w:val="clear"/>
               </w:rPr>
               <w:t>$(общаяДатаПодписи)</w:t>
             </w:r>
-            <w:bookmarkEnd w:id="1"/>
+            <w:bookmarkEnd w:id="0"/>
           </w:p>
         </w:tc>
         <w:tc>
@@ -1067,23 +1026,7 @@
                 <w:color w:val="auto"/>
                 <w:shd w:fill="FFFF00" w:val="clear"/>
               </w:rPr>
-              <w:t>$(</w:t>
-            </w:r>
-            <w:bookmarkStart w:id="2" w:name="__DdeLink__129_2351069225"/>
-            <w:r>
-              <w:rPr>
-                <w:color w:val="auto"/>
-                <w:shd w:fill="FFFF00" w:val="clear"/>
-              </w:rPr>
-              <w:t>соруководительЗадание</w:t>
-            </w:r>
-            <w:bookmarkEnd w:id="2"/>
-            <w:r>
-              <w:rPr>
-                <w:color w:val="auto"/>
-                <w:shd w:fill="FFFF00" w:val="clear"/>
-              </w:rPr>
-              <w:t>)</w:t>
+              <w:t>$(соруководительЗадание)</w:t>
             </w:r>
           </w:p>
         </w:tc>
@@ -1108,7 +1051,16 @@
     </w:tbl>
     <w:p>
       <w:pPr>
-        <w:pStyle w:val="BodyText"/>
+        <w:pStyle w:val="Normal"/>
+        <w:rPr/>
+      </w:pPr>
+      <w:r>
+        <w:rPr/>
+      </w:r>
+    </w:p>
+    <w:p>
+      <w:pPr>
+        <w:pStyle w:val="Normal"/>
         <w:ind w:hanging="0" w:start="0"/>
         <w:jc w:val="center"/>
         <w:rPr>
@@ -1121,7 +1073,6 @@
       </w:pPr>
       <w:r>
         <w:rPr>
-          <w:rFonts w:ascii="Times New Roman" w:hAnsi="Times New Roman"/>
           <w:b/>
           <w:sz w:val="24"/>
           <w:szCs w:val="24"/>
@@ -2090,18 +2041,18 @@
       <w:lang w:val="x-none" w:eastAsia="x-none"/>
     </w:rPr>
   </w:style>
+  <w:style w:type="character" w:styleId="user">
+    <w:name w:val="Символ сноски (user)"/>
+    <w:uiPriority w:val="99"/>
+    <w:unhideWhenUsed/>
+    <w:qFormat/>
+    <w:rsid w:val="00b62267"/>
+    <w:rPr>
+      <w:vertAlign w:val="superscript"/>
+    </w:rPr>
+  </w:style>
   <w:style w:type="character" w:styleId="Style6">
     <w:name w:val="Символ сноски"/>
-    <w:uiPriority w:val="99"/>
-    <w:unhideWhenUsed/>
-    <w:qFormat/>
-    <w:rsid w:val="00b62267"/>
-    <w:rPr>
-      <w:vertAlign w:val="superscript"/>
-    </w:rPr>
-  </w:style>
-  <w:style w:type="character" w:styleId="user">
-    <w:name w:val="Символ сноски (user)"/>
     <w:qFormat/>
     <w:rPr>
       <w:vertAlign w:val="superscript"/>
@@ -2538,7 +2489,7 @@
   </w:style>
   <w:style w:type="paragraph" w:styleId="IndexHeading">
     <w:name w:val="index heading"/>
-    <w:basedOn w:val="Style16"/>
+    <w:basedOn w:val="user1"/>
     <w:pPr/>
     <w:rPr/>
   </w:style>
@@ -2804,15 +2755,15 @@
       <w:lang w:eastAsia="en-US"/>
     </w:rPr>
   </w:style>
+  <w:style w:type="paragraph" w:styleId="user3">
+    <w:name w:val="Колонтитулы (user)"/>
+    <w:basedOn w:val="Normal"/>
+    <w:qFormat/>
+    <w:pPr/>
+    <w:rPr/>
+  </w:style>
   <w:style w:type="paragraph" w:styleId="Style18">
     <w:name w:val="Колонтитулы"/>
-    <w:basedOn w:val="Normal"/>
-    <w:qFormat/>
-    <w:pPr/>
-    <w:rPr/>
-  </w:style>
-  <w:style w:type="paragraph" w:styleId="user3">
-    <w:name w:val="Колонтитулы (user)"/>
     <w:basedOn w:val="Normal"/>
     <w:qFormat/>
     <w:pPr/>
@@ -2850,8 +2801,8 @@
     </w:pPr>
     <w:rPr/>
   </w:style>
-  <w:style w:type="paragraph" w:styleId="Style19">
-    <w:name w:val="Содержимое таблицы"/>
+  <w:style w:type="paragraph" w:styleId="user4">
+    <w:name w:val="Содержимое таблицы (user)"/>
     <w:basedOn w:val="Normal"/>
     <w:qFormat/>
     <w:pPr>
@@ -2860,9 +2811,9 @@
     </w:pPr>
     <w:rPr/>
   </w:style>
-  <w:style w:type="paragraph" w:styleId="Style20">
-    <w:name w:val="Заголовок таблицы"/>
-    <w:basedOn w:val="Style19"/>
+  <w:style w:type="paragraph" w:styleId="user5">
+    <w:name w:val="Заголовок таблицы (user)"/>
+    <w:basedOn w:val="user4"/>
     <w:qFormat/>
     <w:pPr>
       <w:suppressLineNumbers/>
@@ -2873,8 +2824,8 @@
       <w:bCs/>
     </w:rPr>
   </w:style>
-  <w:style w:type="numbering" w:styleId="Style21" w:default="1">
-    <w:name w:val="Без списка"/>
+  <w:style w:type="numbering" w:styleId="user6" w:default="1">
+    <w:name w:val="Без списка (user)"/>
     <w:uiPriority w:val="99"/>
     <w:semiHidden/>
     <w:unhideWhenUsed/>

--- a/src/main/resources/Заполнители/ВКР/common/Задание_на_ВКР.docx
+++ b/src/main/resources/Заполнители/ВКР/common/Задание_на_ВКР.docx
@@ -81,7 +81,7 @@
         <w:widowControl/>
         <w:bidi w:val="0"/>
         <w:spacing w:lineRule="auto" w:line="240" w:before="0" w:after="0"/>
-        <w:ind w:firstLine="1928" w:start="0" w:end="0"/>
+        <w:ind w:firstLine="1928" w:left="0" w:right="0"/>
         <w:jc w:val="both"/>
         <w:rPr>
           <w:sz w:val="16"/>
@@ -135,14 +135,14 @@
     <w:tbl>
       <w:tblPr>
         <w:tblW w:w="4003" w:type="dxa"/>
-        <w:jc w:val="start"/>
+        <w:jc w:val="left"/>
         <w:tblInd w:w="5461" w:type="dxa"/>
         <w:tblLayout w:type="fixed"/>
         <w:tblCellMar>
           <w:top w:w="0" w:type="dxa"/>
-          <w:start w:w="108" w:type="dxa"/>
+          <w:left w:w="108" w:type="dxa"/>
           <w:bottom w:w="0" w:type="dxa"/>
-          <w:end w:w="108" w:type="dxa"/>
+          <w:right w:w="108" w:type="dxa"/>
         </w:tblCellMar>
         <w:tblLook w:val="04a0" w:noHBand="0" w:noVBand="1" w:firstColumn="1" w:lastRow="0" w:lastColumn="0" w:firstRow="1"/>
       </w:tblPr>
@@ -167,7 +167,7 @@
                 <w:numId w:val="2"/>
               </w:numPr>
               <w:spacing w:lineRule="auto" w:line="276" w:before="0" w:after="200"/>
-              <w:jc w:val="end"/>
+              <w:jc w:val="right"/>
               <w:rPr/>
             </w:pPr>
             <w:r>
@@ -183,7 +183,7 @@
                 <w:numId w:val="2"/>
               </w:numPr>
               <w:spacing w:lineRule="auto" w:line="276"/>
-              <w:jc w:val="end"/>
+              <w:jc w:val="right"/>
               <w:rPr/>
             </w:pPr>
             <w:r>
@@ -199,7 +199,7 @@
                 <w:numId w:val="2"/>
               </w:numPr>
               <w:spacing w:lineRule="auto" w:line="276"/>
-              <w:jc w:val="end"/>
+              <w:jc w:val="right"/>
               <w:rPr>
                 <w:sz w:val="16"/>
                 <w:szCs w:val="16"/>
@@ -221,7 +221,7 @@
                 <w:numId w:val="2"/>
               </w:numPr>
               <w:spacing w:lineRule="auto" w:line="276"/>
-              <w:jc w:val="end"/>
+              <w:jc w:val="right"/>
               <w:rPr/>
             </w:pPr>
             <w:r>
@@ -241,7 +241,7 @@
                 <w:numId w:val="2"/>
               </w:numPr>
               <w:spacing w:lineRule="auto" w:line="276"/>
-              <w:jc w:val="end"/>
+              <w:jc w:val="right"/>
               <w:rPr>
                 <w:sz w:val="16"/>
                 <w:szCs w:val="16"/>
@@ -263,7 +263,7 @@
                 <w:numId w:val="2"/>
               </w:numPr>
               <w:spacing w:lineRule="auto" w:line="276"/>
-              <w:jc w:val="end"/>
+              <w:jc w:val="right"/>
               <w:rPr>
                 <w:highlight w:val="none"/>
                 <w:shd w:fill="FFFF00" w:val="clear"/>
@@ -323,14 +323,14 @@
     <w:tbl>
       <w:tblPr>
         <w:tblW w:w="9355" w:type="dxa"/>
-        <w:jc w:val="start"/>
+        <w:jc w:val="left"/>
         <w:tblInd w:w="108" w:type="dxa"/>
         <w:tblLayout w:type="fixed"/>
         <w:tblCellMar>
           <w:top w:w="0" w:type="dxa"/>
-          <w:start w:w="108" w:type="dxa"/>
+          <w:left w:w="108" w:type="dxa"/>
           <w:bottom w:w="0" w:type="dxa"/>
-          <w:end w:w="108" w:type="dxa"/>
+          <w:right w:w="108" w:type="dxa"/>
         </w:tblCellMar>
         <w:tblLook w:val="04a0" w:noHBand="0" w:noVBand="1" w:firstColumn="1" w:lastRow="0" w:lastColumn="0" w:firstRow="1"/>
       </w:tblPr>
@@ -409,14 +409,14 @@
     <w:tbl>
       <w:tblPr>
         <w:tblW w:w="9355" w:type="dxa"/>
-        <w:jc w:val="start"/>
+        <w:jc w:val="left"/>
         <w:tblInd w:w="108" w:type="dxa"/>
         <w:tblLayout w:type="fixed"/>
         <w:tblCellMar>
           <w:top w:w="0" w:type="dxa"/>
-          <w:start w:w="108" w:type="dxa"/>
+          <w:left w:w="108" w:type="dxa"/>
           <w:bottom w:w="0" w:type="dxa"/>
-          <w:end w:w="108" w:type="dxa"/>
+          <w:right w:w="108" w:type="dxa"/>
         </w:tblCellMar>
         <w:tblLook w:val="04a0" w:noHBand="0" w:noVBand="1" w:firstColumn="1" w:lastRow="0" w:lastColumn="0" w:firstRow="1"/>
       </w:tblPr>
@@ -477,14 +477,14 @@
     <w:tbl>
       <w:tblPr>
         <w:tblW w:w="9355" w:type="dxa"/>
-        <w:jc w:val="start"/>
+        <w:jc w:val="left"/>
         <w:tblInd w:w="108" w:type="dxa"/>
         <w:tblLayout w:type="fixed"/>
         <w:tblCellMar>
           <w:top w:w="0" w:type="dxa"/>
-          <w:start w:w="108" w:type="dxa"/>
+          <w:left w:w="108" w:type="dxa"/>
           <w:bottom w:w="0" w:type="dxa"/>
-          <w:end w:w="108" w:type="dxa"/>
+          <w:right w:w="108" w:type="dxa"/>
         </w:tblCellMar>
         <w:tblLook w:val="04a0" w:noHBand="0" w:noVBand="1" w:firstColumn="1" w:lastRow="0" w:lastColumn="0" w:firstRow="1"/>
       </w:tblPr>
@@ -626,7 +626,7 @@
           <w:p>
             <w:pPr>
               <w:pStyle w:val="Normal"/>
-              <w:jc w:val="start"/>
+              <w:jc w:val="left"/>
               <w:rPr>
                 <w:highlight w:val="none"/>
                 <w:shd w:fill="FFFF00" w:val="clear"/>
@@ -654,14 +654,14 @@
     <w:tbl>
       <w:tblPr>
         <w:tblW w:w="9355" w:type="dxa"/>
-        <w:jc w:val="start"/>
+        <w:jc w:val="left"/>
         <w:tblInd w:w="108" w:type="dxa"/>
         <w:tblLayout w:type="fixed"/>
         <w:tblCellMar>
           <w:top w:w="0" w:type="dxa"/>
-          <w:start w:w="108" w:type="dxa"/>
+          <w:left w:w="108" w:type="dxa"/>
           <w:bottom w:w="0" w:type="dxa"/>
-          <w:end w:w="108" w:type="dxa"/>
+          <w:right w:w="108" w:type="dxa"/>
         </w:tblCellMar>
         <w:tblLook w:val="04a0" w:noHBand="0" w:noVBand="1" w:firstColumn="1" w:lastRow="0" w:lastColumn="0" w:firstRow="1"/>
       </w:tblPr>
@@ -684,7 +684,7 @@
             </w:pPr>
             <w:r>
               <w:rPr/>
-              <w:t xml:space="preserve">Руководитель ВКР                                                                              </w:t>
+              <w:t>Руководитель ВКР</w:t>
             </w:r>
           </w:p>
         </w:tc>
@@ -752,7 +752,7 @@
             <w:pPr>
               <w:pStyle w:val="Normal"/>
               <w:ind w:hanging="0"/>
-              <w:jc w:val="start"/>
+              <w:jc w:val="left"/>
               <w:rPr/>
             </w:pPr>
             <w:r>
@@ -779,23 +779,24 @@
           <w:p>
             <w:pPr>
               <w:pStyle w:val="Normal"/>
-              <w:rPr/>
+              <w:rPr>
+                <w:b w:val="false"/>
+                <w:bCs w:val="false"/>
+                <w:i w:val="false"/>
+                <w:iCs w:val="false"/>
+                <w:highlight w:val="none"/>
+                <w:shd w:fill="FFFF00" w:val="clear"/>
+              </w:rPr>
             </w:pPr>
             <w:r>
               <w:rPr>
+                <w:b w:val="false"/>
+                <w:bCs w:val="false"/>
+                <w:i w:val="false"/>
+                <w:iCs w:val="false"/>
                 <w:shd w:fill="FFFF00" w:val="clear"/>
               </w:rPr>
-              <w:t>$(руководительВКР.степень)</w:t>
-            </w:r>
-            <w:r>
-              <w:rPr/>
-              <w:t xml:space="preserve">, </w:t>
-            </w:r>
-            <w:r>
-              <w:rPr>
-                <w:shd w:fill="FFFF00" w:val="clear"/>
-              </w:rPr>
-              <w:t>$(руководительВКР.звание)</w:t>
+              <w:t>$(руководительВКР.степень.звание)</w:t>
             </w:r>
           </w:p>
         </w:tc>
@@ -1039,7 +1040,7 @@
           <w:p>
             <w:pPr>
               <w:pStyle w:val="Normal"/>
-              <w:ind w:hanging="0" w:start="0"/>
+              <w:ind w:hanging="0" w:left="0"/>
               <w:rPr/>
             </w:pPr>
             <w:r>
@@ -1061,7 +1062,7 @@
     <w:p>
       <w:pPr>
         <w:pStyle w:val="Normal"/>
-        <w:ind w:hanging="0" w:start="0"/>
+        <w:ind w:hanging="0" w:left="0"/>
         <w:jc w:val="center"/>
         <w:rPr>
           <w:rFonts w:ascii="Times New Roman" w:hAnsi="Times New Roman"/>
@@ -1100,12 +1101,12 @@
       <w:start w:val="1"/>
       <w:numFmt w:val="decimal"/>
       <w:lvlText w:val="%1"/>
-      <w:lvlJc w:val="start"/>
+      <w:lvlJc w:val="left"/>
       <w:pPr>
         <w:tabs>
           <w:tab w:val="num" w:pos="0"/>
         </w:tabs>
-        <w:ind w:start="432" w:hanging="432"/>
+        <w:ind w:left="432" w:hanging="432"/>
       </w:pPr>
       <w:rPr/>
     </w:lvl>
@@ -1114,12 +1115,12 @@
       <w:numFmt w:val="decimal"/>
       <w:pStyle w:val="Heading2"/>
       <w:lvlText w:val="%1.%2"/>
-      <w:lvlJc w:val="start"/>
+      <w:lvlJc w:val="left"/>
       <w:pPr>
         <w:tabs>
           <w:tab w:val="num" w:pos="0"/>
         </w:tabs>
-        <w:ind w:start="6814" w:hanging="576"/>
+        <w:ind w:left="6814" w:hanging="576"/>
       </w:pPr>
       <w:rPr/>
     </w:lvl>
@@ -1128,12 +1129,12 @@
       <w:numFmt w:val="decimal"/>
       <w:pStyle w:val="Heading3"/>
       <w:lvlText w:val="%1.%2.%3"/>
-      <w:lvlJc w:val="start"/>
+      <w:lvlJc w:val="left"/>
       <w:pPr>
         <w:tabs>
           <w:tab w:val="num" w:pos="0"/>
         </w:tabs>
-        <w:ind w:start="720" w:hanging="720"/>
+        <w:ind w:left="720" w:hanging="720"/>
       </w:pPr>
       <w:rPr/>
     </w:lvl>
@@ -1142,12 +1143,12 @@
       <w:numFmt w:val="decimal"/>
       <w:pStyle w:val="Heading4"/>
       <w:lvlText w:val="%1.%2.%3.%4"/>
-      <w:lvlJc w:val="start"/>
+      <w:lvlJc w:val="left"/>
       <w:pPr>
         <w:tabs>
           <w:tab w:val="num" w:pos="0"/>
         </w:tabs>
-        <w:ind w:start="864" w:hanging="864"/>
+        <w:ind w:left="864" w:hanging="864"/>
       </w:pPr>
       <w:rPr/>
     </w:lvl>
@@ -1156,12 +1157,12 @@
       <w:numFmt w:val="decimal"/>
       <w:pStyle w:val="Heading5"/>
       <w:lvlText w:val="%1.%2.%3.%4.%5"/>
-      <w:lvlJc w:val="start"/>
+      <w:lvlJc w:val="left"/>
       <w:pPr>
         <w:tabs>
           <w:tab w:val="num" w:pos="0"/>
         </w:tabs>
-        <w:ind w:start="1008" w:hanging="1008"/>
+        <w:ind w:left="1008" w:hanging="1008"/>
       </w:pPr>
       <w:rPr/>
     </w:lvl>
@@ -1170,12 +1171,12 @@
       <w:numFmt w:val="decimal"/>
       <w:pStyle w:val="Heading6"/>
       <w:lvlText w:val="%1.%2.%3.%4.%5.%6"/>
-      <w:lvlJc w:val="start"/>
+      <w:lvlJc w:val="left"/>
       <w:pPr>
         <w:tabs>
           <w:tab w:val="num" w:pos="0"/>
         </w:tabs>
-        <w:ind w:start="1152" w:hanging="1152"/>
+        <w:ind w:left="1152" w:hanging="1152"/>
       </w:pPr>
       <w:rPr/>
     </w:lvl>
@@ -1184,12 +1185,12 @@
       <w:numFmt w:val="decimal"/>
       <w:pStyle w:val="Heading7"/>
       <w:lvlText w:val="%1.%2.%3.%4.%5.%6.%7"/>
-      <w:lvlJc w:val="start"/>
+      <w:lvlJc w:val="left"/>
       <w:pPr>
         <w:tabs>
           <w:tab w:val="num" w:pos="0"/>
         </w:tabs>
-        <w:ind w:start="1296" w:hanging="1296"/>
+        <w:ind w:left="1296" w:hanging="1296"/>
       </w:pPr>
       <w:rPr/>
     </w:lvl>
@@ -1198,12 +1199,12 @@
       <w:numFmt w:val="decimal"/>
       <w:pStyle w:val="Heading8"/>
       <w:lvlText w:val="%1.%2.%3.%4.%5.%6.%7.%8"/>
-      <w:lvlJc w:val="start"/>
+      <w:lvlJc w:val="left"/>
       <w:pPr>
         <w:tabs>
           <w:tab w:val="num" w:pos="0"/>
         </w:tabs>
-        <w:ind w:start="1440" w:hanging="1440"/>
+        <w:ind w:left="1440" w:hanging="1440"/>
       </w:pPr>
       <w:rPr/>
     </w:lvl>
@@ -1212,12 +1213,12 @@
       <w:numFmt w:val="decimal"/>
       <w:pStyle w:val="Heading9"/>
       <w:lvlText w:val="%1.%2.%3.%4.%5.%6.%7.%8.%9"/>
-      <w:lvlJc w:val="start"/>
+      <w:lvlJc w:val="left"/>
       <w:pPr>
         <w:tabs>
           <w:tab w:val="num" w:pos="0"/>
         </w:tabs>
-        <w:ind w:start="1584" w:hanging="1584"/>
+        <w:ind w:left="1584" w:hanging="1584"/>
       </w:pPr>
       <w:rPr/>
     </w:lvl>
@@ -1228,12 +1229,12 @@
       <w:numFmt w:val="none"/>
       <w:suff w:val="nothing"/>
       <w:lvlText w:val=""/>
-      <w:lvlJc w:val="start"/>
+      <w:lvlJc w:val="left"/>
       <w:pPr>
         <w:tabs>
           <w:tab w:val="num" w:pos="0"/>
         </w:tabs>
-        <w:ind w:start="432" w:hanging="432"/>
+        <w:ind w:left="432" w:hanging="432"/>
       </w:pPr>
       <w:rPr/>
     </w:lvl>
@@ -1242,12 +1243,12 @@
       <w:numFmt w:val="none"/>
       <w:suff w:val="nothing"/>
       <w:lvlText w:val=""/>
-      <w:lvlJc w:val="start"/>
+      <w:lvlJc w:val="left"/>
       <w:pPr>
         <w:tabs>
           <w:tab w:val="num" w:pos="0"/>
         </w:tabs>
-        <w:ind w:start="576" w:hanging="576"/>
+        <w:ind w:left="576" w:hanging="576"/>
       </w:pPr>
       <w:rPr/>
     </w:lvl>
@@ -1256,12 +1257,12 @@
       <w:numFmt w:val="none"/>
       <w:suff w:val="nothing"/>
       <w:lvlText w:val=""/>
-      <w:lvlJc w:val="start"/>
+      <w:lvlJc w:val="left"/>
       <w:pPr>
         <w:tabs>
           <w:tab w:val="num" w:pos="0"/>
         </w:tabs>
-        <w:ind w:start="720" w:hanging="720"/>
+        <w:ind w:left="720" w:hanging="720"/>
       </w:pPr>
       <w:rPr/>
     </w:lvl>
@@ -1270,12 +1271,12 @@
       <w:numFmt w:val="none"/>
       <w:suff w:val="nothing"/>
       <w:lvlText w:val=""/>
-      <w:lvlJc w:val="start"/>
+      <w:lvlJc w:val="left"/>
       <w:pPr>
         <w:tabs>
           <w:tab w:val="num" w:pos="0"/>
         </w:tabs>
-        <w:ind w:start="864" w:hanging="864"/>
+        <w:ind w:left="864" w:hanging="864"/>
       </w:pPr>
       <w:rPr/>
     </w:lvl>
@@ -1284,12 +1285,12 @@
       <w:numFmt w:val="none"/>
       <w:suff w:val="nothing"/>
       <w:lvlText w:val=""/>
-      <w:lvlJc w:val="start"/>
+      <w:lvlJc w:val="left"/>
       <w:pPr>
         <w:tabs>
           <w:tab w:val="num" w:pos="0"/>
         </w:tabs>
-        <w:ind w:start="1008" w:hanging="1008"/>
+        <w:ind w:left="1008" w:hanging="1008"/>
       </w:pPr>
       <w:rPr/>
     </w:lvl>
@@ -1298,12 +1299,12 @@
       <w:numFmt w:val="none"/>
       <w:suff w:val="nothing"/>
       <w:lvlText w:val=""/>
-      <w:lvlJc w:val="start"/>
+      <w:lvlJc w:val="left"/>
       <w:pPr>
         <w:tabs>
           <w:tab w:val="num" w:pos="0"/>
         </w:tabs>
-        <w:ind w:start="1152" w:hanging="1152"/>
+        <w:ind w:left="1152" w:hanging="1152"/>
       </w:pPr>
       <w:rPr/>
     </w:lvl>
@@ -1312,12 +1313,12 @@
       <w:numFmt w:val="none"/>
       <w:suff w:val="nothing"/>
       <w:lvlText w:val=""/>
-      <w:lvlJc w:val="start"/>
+      <w:lvlJc w:val="left"/>
       <w:pPr>
         <w:tabs>
           <w:tab w:val="num" w:pos="0"/>
         </w:tabs>
-        <w:ind w:start="1296" w:hanging="1296"/>
+        <w:ind w:left="1296" w:hanging="1296"/>
       </w:pPr>
       <w:rPr/>
     </w:lvl>
@@ -1326,12 +1327,12 @@
       <w:numFmt w:val="none"/>
       <w:suff w:val="nothing"/>
       <w:lvlText w:val=""/>
-      <w:lvlJc w:val="start"/>
+      <w:lvlJc w:val="left"/>
       <w:pPr>
         <w:tabs>
           <w:tab w:val="num" w:pos="0"/>
         </w:tabs>
-        <w:ind w:start="1440" w:hanging="1440"/>
+        <w:ind w:left="1440" w:hanging="1440"/>
       </w:pPr>
       <w:rPr/>
     </w:lvl>
@@ -1340,12 +1341,12 @@
       <w:numFmt w:val="none"/>
       <w:suff w:val="nothing"/>
       <w:lvlText w:val=""/>
-      <w:lvlJc w:val="start"/>
+      <w:lvlJc w:val="left"/>
       <w:pPr>
         <w:tabs>
           <w:tab w:val="num" w:pos="0"/>
         </w:tabs>
-        <w:ind w:start="1584" w:hanging="1584"/>
+        <w:ind w:left="1584" w:hanging="1584"/>
       </w:pPr>
       <w:rPr/>
     </w:lvl>
@@ -1837,7 +1838,7 @@
         <w:numId w:val="1"/>
       </w:numPr>
       <w:spacing w:before="120" w:after="0"/>
-      <w:ind w:firstLine="720" w:start="0"/>
+      <w:ind w:firstLine="720" w:left="0"/>
       <w:outlineLvl w:val="2"/>
     </w:pPr>
     <w:rPr>
@@ -2402,7 +2403,7 @@
     <w:rsid w:val="0091623b"/>
     <w:pPr>
       <w:widowControl w:val="false"/>
-      <w:ind w:firstLine="540" w:start="760"/>
+      <w:ind w:firstLine="540" w:left="760"/>
     </w:pPr>
     <w:rPr>
       <w:rFonts w:ascii="Arial" w:hAnsi="Arial"/>
@@ -2504,7 +2505,7 @@
     <w:rsid w:val="00bd4bb1"/>
     <w:pPr>
       <w:spacing w:lineRule="auto" w:line="259"/>
-      <w:jc w:val="start"/>
+      <w:jc w:val="left"/>
       <w:outlineLvl w:val="9"/>
     </w:pPr>
     <w:rPr>
@@ -2524,7 +2525,7 @@
     <w:rsid w:val="00bd4bb1"/>
     <w:pPr>
       <w:spacing w:before="0" w:after="100"/>
-      <w:ind w:start="240"/>
+      <w:ind w:left="240"/>
     </w:pPr>
     <w:rPr/>
   </w:style>
@@ -2556,7 +2557,7 @@
     <w:rsid w:val="00c72f4e"/>
     <w:pPr>
       <w:spacing w:before="0" w:after="0"/>
-      <w:ind w:start="720"/>
+      <w:ind w:left="720"/>
       <w:contextualSpacing/>
     </w:pPr>
     <w:rPr/>
@@ -2570,7 +2571,7 @@
       <w:suppressAutoHyphens w:val="true"/>
       <w:bidi w:val="0"/>
       <w:spacing w:lineRule="auto" w:line="240" w:before="0" w:after="0"/>
-      <w:jc w:val="start"/>
+      <w:jc w:val="left"/>
     </w:pPr>
     <w:rPr>
       <w:rFonts w:ascii="Calibri" w:hAnsi="Calibri" w:eastAsia="Times New Roman" w:cs="Times New Roman"/>
@@ -2635,7 +2636,7 @@
     <w:pPr>
       <w:spacing w:beforeAutospacing="1" w:afterAutospacing="1"/>
       <w:ind w:hanging="0"/>
-      <w:jc w:val="start"/>
+      <w:jc w:val="left"/>
     </w:pPr>
     <w:rPr/>
   </w:style>
@@ -2649,7 +2650,7 @@
     <w:rsid w:val="009168de"/>
     <w:pPr>
       <w:spacing w:before="0" w:after="100"/>
-      <w:ind w:start="480"/>
+      <w:ind w:left="480"/>
     </w:pPr>
     <w:rPr/>
   </w:style>
@@ -2726,7 +2727,7 @@
         <w:tab w:val="left" w:pos="14656" w:leader="none"/>
       </w:tabs>
       <w:ind w:hanging="0"/>
-      <w:jc w:val="start"/>
+      <w:jc w:val="left"/>
     </w:pPr>
     <w:rPr>
       <w:rFonts w:ascii="Arial Unicode MS" w:hAnsi="Arial Unicode MS" w:eastAsia="Arial Unicode MS" w:cs="Arial Unicode MS"/>
@@ -2745,8 +2746,8 @@
     <w:rsid w:val="00897885"/>
     <w:pPr>
       <w:spacing w:lineRule="auto" w:line="480" w:before="0" w:after="120"/>
-      <w:ind w:firstLine="1168" w:start="283" w:end="-2234"/>
-      <w:jc w:val="start"/>
+      <w:ind w:firstLine="1168" w:left="283" w:right="-2234"/>
+      <w:jc w:val="left"/>
     </w:pPr>
     <w:rPr>
       <w:rFonts w:ascii="Calibri" w:hAnsi="Calibri" w:eastAsia="Calibri" w:cs="" w:asciiTheme="minorHAnsi" w:cstheme="minorBidi" w:eastAsiaTheme="minorHAnsi" w:hAnsiTheme="minorHAnsi"/>

--- a/src/main/resources/Заполнители/ВКР/common/Задание_на_ВКР.docx
+++ b/src/main/resources/Заполнители/ВКР/common/Задание_на_ВКР.docx
@@ -653,9 +653,9 @@
     </w:p>
     <w:tbl>
       <w:tblPr>
-        <w:tblW w:w="9355" w:type="dxa"/>
+        <w:tblW w:w="8811" w:type="dxa"/>
         <w:jc w:val="left"/>
-        <w:tblInd w:w="108" w:type="dxa"/>
+        <w:tblInd w:w="644" w:type="dxa"/>
         <w:tblLayout w:type="fixed"/>
         <w:tblCellMar>
           <w:top w:w="0" w:type="dxa"/>
@@ -666,20 +666,21 @@
         <w:tblLook w:val="04a0" w:noHBand="0" w:noVBand="1" w:firstColumn="1" w:lastRow="0" w:lastColumn="0" w:firstRow="1"/>
       </w:tblPr>
       <w:tblGrid>
-        <w:gridCol w:w="5627"/>
+        <w:gridCol w:w="5083"/>
         <w:gridCol w:w="3728"/>
       </w:tblGrid>
       <w:tr>
         <w:trPr/>
         <w:tc>
           <w:tcPr>
-            <w:tcW w:w="5627" w:type="dxa"/>
+            <w:tcW w:w="5083" w:type="dxa"/>
             <w:tcBorders/>
             <w:shd w:color="auto" w:fill="auto" w:val="clear"/>
           </w:tcPr>
           <w:p>
             <w:pPr>
               <w:pStyle w:val="Normal"/>
+              <w:ind w:hanging="0" w:left="0"/>
               <w:rPr/>
             </w:pPr>
             <w:r>
@@ -711,13 +712,14 @@
         <w:trPr/>
         <w:tc>
           <w:tcPr>
-            <w:tcW w:w="5627" w:type="dxa"/>
+            <w:tcW w:w="5083" w:type="dxa"/>
             <w:tcBorders/>
             <w:shd w:color="auto" w:fill="auto" w:val="clear"/>
           </w:tcPr>
           <w:p>
             <w:pPr>
               <w:pStyle w:val="Normal"/>
+              <w:ind w:hanging="0" w:left="0"/>
               <w:rPr/>
             </w:pPr>
             <w:r>
@@ -772,13 +774,14 @@
         <w:trPr/>
         <w:tc>
           <w:tcPr>
-            <w:tcW w:w="5627" w:type="dxa"/>
+            <w:tcW w:w="5083" w:type="dxa"/>
             <w:tcBorders/>
             <w:shd w:color="auto" w:fill="auto" w:val="clear"/>
           </w:tcPr>
           <w:p>
             <w:pPr>
               <w:pStyle w:val="Normal"/>
+              <w:ind w:hanging="0" w:left="0"/>
               <w:rPr>
                 <w:b w:val="false"/>
                 <w:bCs w:val="false"/>
@@ -828,13 +831,14 @@
         <w:trPr/>
         <w:tc>
           <w:tcPr>
-            <w:tcW w:w="5627" w:type="dxa"/>
+            <w:tcW w:w="5083" w:type="dxa"/>
             <w:tcBorders/>
             <w:shd w:color="auto" w:fill="auto" w:val="clear"/>
           </w:tcPr>
           <w:p>
             <w:pPr>
               <w:pStyle w:val="Normal"/>
+              <w:ind w:hanging="0" w:left="0"/>
               <w:rPr/>
             </w:pPr>
             <w:r>
@@ -879,29 +883,41 @@
         </w:trPr>
         <w:tc>
           <w:tcPr>
-            <w:tcW w:w="5627" w:type="dxa"/>
+            <w:tcW w:w="5083" w:type="dxa"/>
             <w:tcBorders/>
             <w:shd w:color="auto" w:fill="auto" w:val="clear"/>
           </w:tcPr>
           <w:p>
             <w:pPr>
               <w:pStyle w:val="Normal"/>
+              <w:ind w:hanging="0" w:left="0"/>
               <w:rPr/>
             </w:pPr>
+            <w:bookmarkStart w:id="0" w:name="__DdeLink__278_3888741090"/>
             <w:r>
               <w:rPr>
                 <w:sz w:val="16"/>
                 <w:szCs w:val="16"/>
               </w:rPr>
-              <w:t xml:space="preserve">             </w:t>
-            </w:r>
+              <w:t xml:space="preserve">    </w:t>
+            </w:r>
+            <w:bookmarkStart w:id="1" w:name="__DdeLink__274_3888741090"/>
             <w:r>
               <w:rPr>
                 <w:sz w:val="16"/>
                 <w:szCs w:val="16"/>
               </w:rPr>
-              <w:t>(ФИ О) / (подпись)</w:t>
-            </w:r>
+              <w:t xml:space="preserve">       </w:t>
+            </w:r>
+            <w:r>
+              <w:rPr>
+                <w:sz w:val="16"/>
+                <w:szCs w:val="16"/>
+              </w:rPr>
+              <w:t>(ФИО) / (подпись)</w:t>
+            </w:r>
+            <w:bookmarkEnd w:id="0"/>
+            <w:bookmarkEnd w:id="1"/>
           </w:p>
         </w:tc>
         <w:tc>
@@ -927,26 +943,27 @@
         </w:trPr>
         <w:tc>
           <w:tcPr>
-            <w:tcW w:w="5627" w:type="dxa"/>
+            <w:tcW w:w="5083" w:type="dxa"/>
             <w:tcBorders/>
             <w:shd w:color="auto" w:fill="auto" w:val="clear"/>
           </w:tcPr>
           <w:p>
             <w:pPr>
               <w:pStyle w:val="Normal"/>
+              <w:ind w:hanging="0" w:left="0"/>
               <w:rPr>
                 <w:highlight w:val="none"/>
                 <w:shd w:fill="FFFF00" w:val="clear"/>
               </w:rPr>
             </w:pPr>
-            <w:bookmarkStart w:id="0" w:name="__DdeLink__131_2351069225_Копия_2"/>
+            <w:bookmarkStart w:id="2" w:name="__DdeLink__131_2351069225_Копия_2"/>
             <w:r>
               <w:rPr>
                 <w:shd w:fill="FFFF00" w:val="clear"/>
               </w:rPr>
               <w:t>$(общаяДатаПодписи)</w:t>
             </w:r>
-            <w:bookmarkEnd w:id="0"/>
+            <w:bookmarkEnd w:id="2"/>
           </w:p>
         </w:tc>
         <w:tc>
@@ -972,7 +989,7 @@
         </w:trPr>
         <w:tc>
           <w:tcPr>
-            <w:tcW w:w="5627" w:type="dxa"/>
+            <w:tcW w:w="5083" w:type="dxa"/>
             <w:tcBorders/>
             <w:shd w:color="auto" w:fill="auto" w:val="clear"/>
           </w:tcPr>
@@ -1009,13 +1026,14 @@
         </w:trPr>
         <w:tc>
           <w:tcPr>
-            <w:tcW w:w="5627" w:type="dxa"/>
+            <w:tcW w:w="5083" w:type="dxa"/>
             <w:tcBorders/>
             <w:shd w:color="auto" w:fill="auto" w:val="clear"/>
           </w:tcPr>
           <w:p>
             <w:pPr>
               <w:pStyle w:val="Normal"/>
+              <w:ind w:hanging="0" w:left="0"/>
               <w:rPr>
                 <w:color w:val="auto"/>
                 <w:highlight w:val="none"/>
@@ -2825,6 +2843,29 @@
       <w:bCs/>
     </w:rPr>
   </w:style>
+  <w:style w:type="paragraph" w:styleId="Style19">
+    <w:name w:val="Содержимое таблицы"/>
+    <w:basedOn w:val="Normal"/>
+    <w:qFormat/>
+    <w:pPr>
+      <w:widowControl w:val="false"/>
+      <w:suppressLineNumbers/>
+    </w:pPr>
+    <w:rPr/>
+  </w:style>
+  <w:style w:type="paragraph" w:styleId="Style20">
+    <w:name w:val="Заголовок таблицы"/>
+    <w:basedOn w:val="Style19"/>
+    <w:qFormat/>
+    <w:pPr>
+      <w:suppressLineNumbers/>
+      <w:jc w:val="center"/>
+    </w:pPr>
+    <w:rPr>
+      <w:b/>
+      <w:bCs/>
+    </w:rPr>
+  </w:style>
   <w:style w:type="numbering" w:styleId="user6" w:default="1">
     <w:name w:val="Без списка (user)"/>
     <w:uiPriority w:val="99"/>
